--- a/resume/tim-beauchamp-resume.docx
+++ b/resume/tim-beauchamp-resume.docx
@@ -44,7 +44,7 @@
         <w:pageBreakBefore w:val="0"/>
       </w:pPr>
       <w:r>
-        <w:t>Engineering manager, hands-on developer, and inventor with a 35-year software career and more than 22 years at Adobe. Leads teams building AI and traditional software across native Mac, Windows, mobile, and complex web applications. Advances AI use throughout design, development, testing, deployment, and daily engineering management. Combines creative-product delivery with experience in communications, distributed systems, statistical software, and data platforms.</w:t>
+        <w:t>Engineering manager, developer, and inventor with 35 years in software, including more than 22 years at Adobe. Leads teams building AI and traditional software for Mac, Windows, mobile devices, and the web. Uses AI in software design, development, testing, deployment, and day-to-day management. Background includes communications, distributed systems, statistical software, and databases.</w:t>
       </w:r>
     </w:p>
     <w:p>
@@ -52,7 +52,7 @@
         <w:pageBreakBefore w:val="0"/>
       </w:pPr>
       <w:r>
-        <w:t>Interested in engineering leadership and technical partnerships in interoperable, distributed data communication, bringing practical experience in resilient applications, edge-to-cloud integration, telemetry, and product development.</w:t>
+        <w:t>Interested in building interoperable, distributed data communication systems, with applications in environmental monitoring, nowcasting, and remote telemetry.</w:t>
       </w:r>
     </w:p>
     <w:p>
@@ -69,7 +69,7 @@
         <w:pageBreakBefore w:val="0"/>
       </w:pPr>
       <w:r>
-        <w:t>Engineering Manager / Computer Scientist  |  2004–Present  |  San Jose, California</w:t>
+        <w:t>Engineering Manager / Computer Scientist  |  2004-Present  |  San Jose, California</w:t>
       </w:r>
     </w:p>
     <w:p>
@@ -77,7 +77,7 @@
         <w:pageBreakBefore w:val="0"/>
       </w:pPr>
       <w:r>
-        <w:t>Experience spans a multi-platform mobile and desktop video editor, a mobile video-editing SDK, and a web-native video editor, with current focus on AI-enabled products and engineering practices.</w:t>
+        <w:t>Work includes a mobile and desktop video editor, an iOS and Android editing SDK, and a web-native video editor. Current responsibilities include AI product development and the use of AI throughout the engineering process.</w:t>
       </w:r>
     </w:p>
     <w:p>
@@ -95,7 +95,7 @@
         <w:pageBreakBefore w:val="0"/>
       </w:pPr>
       <w:r>
-        <w:t>Manage software developers who use AI extensively across the software lifecycle, delivering both AI and traditional applications across native and web platforms.</w:t>
+        <w:t>Manage developers building AI and traditional software for native and web platforms, using AI throughout design, development, testing, and deployment.</w:t>
       </w:r>
     </w:p>
     <w:p>
@@ -104,7 +104,7 @@
         <w:pageBreakBefore w:val="0"/>
       </w:pPr>
       <w:r>
-        <w:t>Guide adoption of specification-driven agentic development alongside AI-assisted work on established codebases. Clarify requirements, engineering ownership, review expectations, tooling priorities, and quality assessment.</w:t>
+        <w:t>Help engineers adopt development workflows in which specifications direct AI agents. Set expectations for requirements, code review, testing, ownership, and the tools the team needs.</w:t>
       </w:r>
     </w:p>
     <w:p>
@@ -113,7 +113,7 @@
         <w:pageBreakBefore w:val="0"/>
       </w:pPr>
       <w:r>
-        <w:t>Introduced a recurring learning forum to help engineers adapt to new platforms and agentic workflows, sharing practical successes, failures, and emerging techniques.</w:t>
+        <w:t>Started a recurring engineering forum to share lessons, problems, and techniques as the team moved to a new platform and agentic development.</w:t>
       </w:r>
     </w:p>
     <w:p>
@@ -122,7 +122,7 @@
         <w:pageBreakBefore w:val="0"/>
       </w:pPr>
       <w:r>
-        <w:t>Contribute technical direction to generative-media integration, including model execution boundaries, interactive preview, asset movement, and full-resolution output. Proposed reusable timeline operations within graph-based creative workflows.</w:t>
+        <w:t>Contribute to design decisions for generated media, including where models run, how previews work, and how assets reach the final output. Proposed reusable editing timelines as operations in a graph-based workflow.</w:t>
       </w:r>
     </w:p>
     <w:p>
@@ -131,7 +131,7 @@
         <w:pageBreakBefore w:val="0"/>
       </w:pPr>
       <w:r>
-        <w:t>Involved in connecting AI tools and generative AI artifacts to traditional software through MCP. Prioritize generation telemetry, error reporting, and operational readiness.</w:t>
+        <w:t>Work on connecting AI tools and generative AI artifacts to traditional software through MCP, including requirements for telemetry and error reporting.</w:t>
       </w:r>
     </w:p>
     <w:p>
@@ -149,7 +149,7 @@
         <w:pageBreakBefore w:val="0"/>
       </w:pPr>
       <w:r>
-        <w:t>Coach engineers toward broader ownership; provide specific performance feedback, support career growth and promotion, and make evaluation and calibration criteria visible.</w:t>
+        <w:t>Coach engineers, give direct feedback, support promotions, and explain performance criteria so people understand what is expected and how to grow.</w:t>
       </w:r>
     </w:p>
     <w:p>
@@ -158,7 +158,7 @@
         <w:pageBreakBefore w:val="0"/>
       </w:pPr>
       <w:r>
-        <w:t>Guide teams through changing product charters and platforms while maintaining delivery. Recognized by colleagues for inclusive, respectful, collaborative team culture and welcoming new contributors.</w:t>
+        <w:t>Help teams adapt to changing products and responsibilities. Recognized by colleagues for building a welcoming, respectful, collaborative team.</w:t>
       </w:r>
     </w:p>
     <w:p>
@@ -167,7 +167,7 @@
         <w:pageBreakBefore w:val="0"/>
       </w:pPr>
       <w:r>
-        <w:t>Apply AI to management through recurring communication digests, meeting action extraction, sprint consistency checks, and regression-retrospective preparation using connected engineering tools.</w:t>
+        <w:t>Use AI to summarize communications, extract meeting actions, check sprint consistency, and prepare regression retrospectives.</w:t>
       </w:r>
     </w:p>
     <w:p>
@@ -176,7 +176,7 @@
         <w:pageBreakBefore w:val="0"/>
       </w:pPr>
       <w:r>
-        <w:t>Adobe Contributions and Technical Leadership</w:t>
+        <w:t>Adobe Delivery and Technical Work</w:t>
       </w:r>
     </w:p>
     <w:p>
@@ -185,7 +185,7 @@
         <w:pageBreakBefore w:val="0"/>
       </w:pPr>
       <w:r>
-        <w:t>Content Credentials and Cross Functional Delivery</w:t>
+        <w:t>Content Credentials and Release Coordination</w:t>
       </w:r>
     </w:p>
     <w:p>
@@ -194,7 +194,7 @@
         <w:pageBreakBefore w:val="0"/>
       </w:pPr>
       <w:r>
-        <w:t>Coordinated Content Credentials delivery through rollout to all users of a web-native video editor in August 2026. Brought together client, media-service, export, QA, program, legal, and communications workstreams.</w:t>
+        <w:t>Coordinated Content Credentials rollout to all users of a web-native video editor in August 2026, bringing together client, media services, export, QA, program management, legal, and communications teams.</w:t>
       </w:r>
     </w:p>
     <w:p>
@@ -203,7 +203,7 @@
         <w:pageBreakBefore w:val="0"/>
       </w:pPr>
       <w:r>
-        <w:t>Received explicit management recognition for pulling together workstreams and driving the Content Credentials initiative; engineering implementation remained a shared team achievement.</w:t>
+        <w:t>Received management recognition for bringing the Content Credentials work together and leading delivery across teams.</w:t>
       </w:r>
     </w:p>
     <w:p>
@@ -212,7 +212,7 @@
         <w:pageBreakBefore w:val="0"/>
       </w:pPr>
       <w:r>
-        <w:t>Coordinate integration and release dependencies across Product, Design, engineering, quality, and service teams. Surface ownership, support, test coverage, and operational requirements before launch.</w:t>
+        <w:t>Resolve release dependencies with product, design, engineering, QA, and service teams, including ownership, testing, and support after launch.</w:t>
       </w:r>
     </w:p>
     <w:p>
@@ -230,7 +230,7 @@
         <w:pageBreakBefore w:val="0"/>
       </w:pPr>
       <w:r>
-        <w:t>Investigated media ingest using Splunk queries, Python analysis, and Claude assistance, grouping workloads by media characteristics to distinguish processing cost, concurrency, and queue contention.</w:t>
+        <w:t>Investigated media ingest performance with Splunk, Python, and AI-assisted analysis, separating media processing costs from concurrency and queue delays.</w:t>
       </w:r>
     </w:p>
     <w:p>
@@ -239,7 +239,7 @@
         <w:pageBreakBefore w:val="0"/>
       </w:pPr>
       <w:r>
-        <w:t>Analyzed upload traces to identify cached-block registration overhead, HTTP throttling, and Retry-After delays; proposed pacing, batching, and service-side investigation.</w:t>
+        <w:t>Traced upload delays to cached-block registration overhead and HTTP throttling. Proposed changes to request pacing, batching, and service limits.</w:t>
       </w:r>
     </w:p>
     <w:p>
@@ -248,7 +248,7 @@
         <w:pageBreakBefore w:val="0"/>
       </w:pPr>
       <w:r>
-        <w:t>Defined a performance-measurement framework spanning preparation, upload, processing, readiness, download, and display, with cache-state distinctions and workload normalization.</w:t>
+        <w:t>Designed a measurement framework covering upload preparation, transfer, processing, readiness, download, and display, accounting for cache state and differences between workloads.</w:t>
       </w:r>
     </w:p>
     <w:p>
@@ -257,7 +257,7 @@
         <w:pageBreakBefore w:val="0"/>
       </w:pPr>
       <w:r>
-        <w:t>Built a Python/FFmpeg generator for reproducible test media across durations, frame rates, bitrates, and file sizes. Built an internal blind listening-comparison service to evaluate audio time-stretch quality.</w:t>
+        <w:t>Built a Python/FFmpeg test-media generator and a blind audio-comparison service to evaluate time-stretch quality.</w:t>
       </w:r>
     </w:p>
     <w:p>
@@ -266,7 +266,7 @@
         <w:pageBreakBefore w:val="0"/>
       </w:pPr>
       <w:r>
-        <w:t>Advocated architectural alignment between playback and export to address duplicate implementation and late-cycle delivery risk; brought client and service stakeholders into testing and dependency planning.</w:t>
+        <w:t>Identified duplicate work and release risk caused by differences between playback and export. Called for shared architectural planning and earlier involvement from service teams.</w:t>
       </w:r>
     </w:p>
     <w:p>
@@ -284,7 +284,7 @@
         <w:pageBreakBefore w:val="0"/>
       </w:pPr>
       <w:r>
-        <w:t>Managed engineering for a professional nonlinear video editor spanning multiple platforms; maintained release delivery through mobile and desktop app stores and cloud services.</w:t>
+        <w:t>Managed engineering for a professional video editor on mobile and desktop platforms, with releases through app stores and cloud services.</w:t>
       </w:r>
     </w:p>
     <w:p>
@@ -293,7 +293,7 @@
         <w:pageBreakBefore w:val="0"/>
       </w:pPr>
       <w:r>
-        <w:t>Led a team developing an iOS and Android video-editing SDK; supported team preparation for a web-native video editor public beta.</w:t>
+        <w:t>Led a team developing an iOS and Android video-editing SDK; helped prepare a web-native video editor for public beta.</w:t>
       </w:r>
     </w:p>
     <w:p>
@@ -302,7 +302,7 @@
         <w:pageBreakBefore w:val="0"/>
       </w:pPr>
       <w:r>
-        <w:t>Diagnosed native build and release issues, including Jenkins/Python packaging incompatibility and iOS framework architecture blockers. Added stage/production environment switching to the native iOS video editor for testing.</w:t>
+        <w:t>Diagnosed native build and release problems involving Jenkins, Python packaging, and iOS frameworks. Added switching between test and production environments to the iOS video editor.</w:t>
       </w:r>
     </w:p>
     <w:p>
@@ -311,7 +311,7 @@
         <w:pageBreakBefore w:val="0"/>
       </w:pPr>
       <w:r>
-        <w:t>Organized innovation activities with project proposals, volunteer teams, check-ins, and demonstrations, creating opportunities for experimentation and shared learning.</w:t>
+        <w:t>Organized innovation weeks with project proposals, volunteer teams, check-ins, and demos.</w:t>
       </w:r>
     </w:p>
     <w:p>
@@ -320,7 +320,7 @@
         <w:pageBreakBefore w:val="0"/>
       </w:pPr>
       <w:r>
-        <w:t>Technical Breadth</w:t>
+        <w:t>Tools and Technologies</w:t>
       </w:r>
     </w:p>
     <w:p>
@@ -328,7 +328,7 @@
         <w:pageBreakBefore w:val="0"/>
       </w:pPr>
       <w:r>
-        <w:t>AI application and integration: Claude, Cursor, ChatGPT, MCP, agentic workflows, and connected engineering tools. Systems and analysis: Python, SQL, Splunk, HTTP, APIs, media pipelines, benchmarking, and observability. Career experience also includes Java, Kotlin, Swift, JavaScript, C/C++, Objective-C, native mobile development, databases, and data warehousing.</w:t>
+        <w:t>AI and integration: Claude, Cursor, ChatGPT, MCP, and agentic development. Analysis and systems: Python, SQL, Splunk, HTTP, APIs, media pipelines, benchmarking, and telemetry. Additional experience: Java, Kotlin, Swift, JavaScript, C/C++, Objective-C, native mobile applications, databases, and data warehousing.</w:t>
       </w:r>
     </w:p>
     <w:p>
@@ -337,7 +337,7 @@
         <w:pageBreakBefore w:val="0"/>
       </w:pPr>
       <w:r>
-        <w:t>Independent Engineering and Earlier Experience</w:t>
+        <w:t>Independent Projects and Earlier Experience</w:t>
       </w:r>
     </w:p>
     <w:p>
@@ -354,13 +354,7 @@
         <w:pageBreakBefore w:val="0"/>
       </w:pPr>
       <w:r>
-        <w:rPr>
-          <w:b/>
-        </w:rPr>
-        <w:t xml:space="preserve">Project Phaethon — </w:t>
-      </w:r>
-      <w:r>
-        <w:t>Developed an edge-to-cloud sensing proof of concept combining camera nodes, irradiance measurements, cloud ingestion, archived observations, and operational dashboards. Implemented Python/FastAPI services and alert evaluation using precision/recall-related metrics; forecasting effectiveness remains under evaluation.</w:t>
+        <w:t>Project Phaethon - Built a sensing prototype linking camera nodes and irradiance measurements to cloud services, archived observations, and dashboards. Developed Python/FastAPI services and alert evaluation against sensor data. Nowcasting performance is under evaluation.</w:t>
       </w:r>
     </w:p>
     <w:p>
@@ -368,13 +362,7 @@
         <w:pageBreakBefore w:val="0"/>
       </w:pPr>
       <w:r>
-        <w:rPr>
-          <w:b/>
-        </w:rPr>
-        <w:t xml:space="preserve">WhatPlaneIsThat — </w:t>
-      </w:r>
-      <w:r>
-        <w:t>Developed Android and iOS aircraft-identification software integrating ADS-B data services, device position and orientation, geographic calculations, and camera-view overlays. Related work includes Android OpenDroneID parsing and orientation/astronomy libraries.</w:t>
+        <w:t>WhatPlaneIsThat - Built Android and iOS aircraft-identification software using ADS-B data, device location and orientation, geographic calculations, and camera overlays. Related work includes OpenDroneID parsing and orientation and coordinate-conversion libraries.</w:t>
       </w:r>
     </w:p>
     <w:p>
@@ -382,13 +370,7 @@
         <w:pageBreakBefore w:val="0"/>
       </w:pPr>
       <w:r>
-        <w:rPr>
-          <w:b/>
-        </w:rPr>
-        <w:t xml:space="preserve">Network Wires — </w:t>
-      </w:r>
-      <w:r>
-        <w:t>Developed connected-sensor firmware, AWS Lambda/DynamoDB services, and web and Android interfaces. Work spans hardware/software prototyping, IoT integration, and telemetry.</w:t>
+        <w:t>Network Wires - Built sensor firmware, AWS Lambda/DynamoDB services, and web and Android interfaces. Includes software and hardware prototyping, IoT, and telemetry.</w:t>
       </w:r>
     </w:p>
     <w:p>
@@ -396,13 +378,7 @@
         <w:pageBreakBefore w:val="0"/>
       </w:pPr>
       <w:r>
-        <w:rPr>
-          <w:b/>
-        </w:rPr>
-        <w:t xml:space="preserve">Local AI and automation — </w:t>
-      </w:r>
-      <w:r>
-        <w:t>Built a Python gateway with task routing, structured results, timing, and explicit capability and uncertainty reporting. Integrated home automation software, MQTT, voice services, Linux-based embedded computing hosts, InfluxDB, and Grafana for local automation and troubleshooting.</w:t>
+        <w:t>Local AI and automation - Built a Python gateway that routes tasks and reports timing, errors, uncertainty, and which capabilities are available. Integrated home automation software, MQTT, voice services, Linux-based embedded computing hosts, InfluxDB, and Grafana.</w:t>
       </w:r>
     </w:p>
     <w:p>
@@ -411,7 +387,7 @@
         <w:pageBreakBefore w:val="0"/>
       </w:pPr>
       <w:r>
-        <w:t>Inventions in Communications and Distributed Software</w:t>
+        <w:t>Patents</w:t>
       </w:r>
     </w:p>
     <w:p>
@@ -419,7 +395,7 @@
         <w:pageBreakBefore w:val="0"/>
       </w:pPr>
       <w:r>
-        <w:t>Named co-inventor on 12 granted US software patents spanning real-time enterprise intelligence, event-driven collaboration, resilient networked applications, and adaptive user interfaces. Developed at Iteration/Istante Software; grants assigned to Oracle. Selected examples:</w:t>
+        <w:t>Named co-inventor on 12 granted U.S. software patents covering real-time enterprise intelligence, event-driven collaboration, resilient networked applications, and adaptive user interfaces. Work originated at Iteration/Istante Software; grants were assigned to Oracle. Selected examples:</w:t>
       </w:r>
     </w:p>
     <w:p>
@@ -427,11 +403,11 @@
         <w:pageBreakBefore w:val="0"/>
       </w:pPr>
       <w:r>
-        <w:t>US 7,941,542 B2 — Maintaining application execution over an intermittent network connection.</w:t>
+        <w:t>US 7,941,542 B2 - Maintaining application execution over an intermittent network connection.</w:t>
         <w:br/>
-        <w:t>US 8,402,095 B2 — Instant messaging collaboration.</w:t>
+        <w:t>US 8,402,095 B2 - Instant messaging collaboration.</w:t>
         <w:br/>
-        <w:t>US 8,001,185 B2 — Distributed rule evaluation in near real-time business intelligence.</w:t>
+        <w:t>US 8,001,185 B2 - Distributed rule evaluation in near real-time business intelligence.</w:t>
       </w:r>
     </w:p>
     <w:p>
@@ -448,7 +424,7 @@
         <w:pageBreakBefore w:val="0"/>
       </w:pPr>
       <w:r>
-        <w:t>Istante Software — Founder / Senior Software Developer, real-time business intelligence; acquired by Oracle. AOL–Netscape — Senior Software Engineer, browser development. Data Digest — first engineer, statistical analysis software. Sagent — data warehousing development and QA. NetManage — TCP/IP and Internet application development and QA. Software Publishing Corporation — Harvard Graphics.</w:t>
+        <w:t>Istante Software - Founder / Senior Software Developer, real-time business intelligence; acquired by Oracle. AOL-Netscape - Senior Software Engineer, browser development. Data Digest - first engineer, statistical analysis software. Sagent - data warehousing development and QA. NetManage - TCP/IP and Internet application development and QA. Software Publishing Corporation - Harvard Graphics.</w:t>
       </w:r>
     </w:p>
     <w:p>
@@ -456,7 +432,7 @@
         <w:pageBreakBefore w:val="0"/>
       </w:pPr>
       <w:r>
-        <w:t>Additional technical experience includes Bayesian analysis and modeling software, document classification systems, database development, data warehousing, and 3D modeling and rendering.</w:t>
+        <w:t>Additional experience includes developing Bayesian statistical analysis and modeling software, document classification systems, databases and data warehouses, and 3D modeling and rendering.</w:t>
       </w:r>
     </w:p>
     <w:p>
@@ -473,9 +449,9 @@
         <w:pageBreakBefore w:val="0"/>
       </w:pPr>
       <w:r>
-        <w:t>Electronic Engineering — California Polytechnic State University, San Luis Obispo.</w:t>
+        <w:t>Electronic Engineering - California Polytechnic State University, San Luis Obispo.</w:t>
         <w:br/>
-        <w:t>General Maintenance Mechanic — Antarctic Support Associates, Amundsen–Scott South Pole Station, Antarctica.</w:t>
+        <w:t>General Maintenance Mechanic - Antarctic Support Associates, Amundsen-Scott South Pole Station, Antarctica.</w:t>
       </w:r>
     </w:p>
     <w:sectPr>
